--- a/public/forms/SETASIDE_PREAWARD_MASTER.docx
+++ b/public/forms/SETASIDE_PREAWARD_MASTER.docx
@@ -428,7 +428,7 @@
         <w:rPr>
           <w:rFonts w:eastAsiaTheme="minorHAnsi"/>
         </w:rPr>
-        <w:t xml:space="preserve"> acquisition. Other offerors are being notified in accordance with FAR 19.201-2.</w:t>
+        <w:t xml:space="preserve"> acquisition. Other offerors are being notified in accordance with FAR 19.201-2. This notification follows NFS CG 1815.28.</w:t>
       </w:r>
     </w:p>
     <w:p>
